--- a/templates/W3-61-04E.docx
+++ b/templates/W3-61-04E.docx
@@ -293,7 +293,7 @@
                 <w:vertAlign w:val="baseline"/>
                 <w:rtl w:val="0"/>
               </w:rPr>
-              <w:t xml:space="preserve">□初檢  □複檢</w:t>
+              <w:t xml:space="preserve">{{FIRSTCK}}初檢  {{RECK}}複檢</w:t>
             </w:r>
             <w:r>
               <w:rPr>
@@ -900,7 +900,7 @@
                 <w:vertAlign w:val="baseline"/>
                 <w:rtl w:val="0"/>
               </w:rPr>
-              <w:t xml:space="preserve"> 公噸</w:t>
+              <w:t xml:space="preserve">公噸</w:t>
             </w:r>
           </w:p>
         </w:tc>

--- a/templates/W3-61-04E.docx
+++ b/templates/W3-61-04E.docx
@@ -20,7 +20,7 @@
         </w:trPr>
         <w:tc>
           <w:tcPr>
-            <w:tcW w:w="426" w:type="dxa"/>
+            <w:tcW w:w="0" w:type="dxa"/>
             <w:vAlign w:val="center"/>
           </w:tcPr>
           <w:p>
@@ -41,13 +41,13 @@
                 <w:sz w:val="28"/>
                 <w:szCs w:val="28"/>
               </w:rPr>
-              <w:t>(</w:t>
-            </w:r>
-          </w:p>
-        </w:tc>
-        <w:tc>
-          <w:tcPr>
-            <w:tcW w:w="4536" w:type="dxa"/>
+              <w:t/>
+            </w:r>
+          </w:p>
+        </w:tc>
+        <w:tc>
+          <w:tcPr>
+            <w:tcW w:w="5387" w:type="dxa"/>
             <w:vAlign w:val="center"/>
           </w:tcPr>
           <w:p>
@@ -72,7 +72,7 @@
         </w:tc>
         <w:tc>
           <w:tcPr>
-            <w:tcW w:w="425" w:type="dxa"/>
+            <w:tcW w:w="0" w:type="dxa"/>
             <w:vAlign w:val="center"/>
           </w:tcPr>
           <w:p>
@@ -92,7 +92,7 @@
                 <w:sz w:val="28"/>
                 <w:szCs w:val="28"/>
               </w:rPr>
-              <w:t>)</w:t>
+              <w:t/>
             </w:r>
           </w:p>
         </w:tc>
